--- a/generated/ritual_growth/ritual_growth_2022_yearly_special_meeting.docx
+++ b/generated/ritual_growth/ritual_growth_2022_yearly_special_meeting.docx
@@ -41,7 +41,7 @@
         <w:t>Date of Meeting:</w:t>
       </w:r>
       <w:r>
-        <w:t xml:space="preserve"> 2022-12-15</w:t>
+        <w:t xml:space="preserve"> 2022-12-13</w:t>
       </w:r>
     </w:p>
     <w:p>
@@ -52,7 +52,7 @@
         <w:t>Time of Meeting:</w:t>
       </w:r>
       <w:r>
-        <w:t xml:space="preserve"> 11:00 AM</w:t>
+        <w:t xml:space="preserve"> 1:00 PM</w:t>
       </w:r>
     </w:p>
     <w:p>
@@ -63,7 +63,7 @@
         <w:t>Location of Meeting:</w:t>
       </w:r>
       <w:r>
-        <w:t xml:space="preserve"> Wayne, Pennsylvania</w:t>
+        <w:t xml:space="preserve"> Wayne, Pennsylvania, via digital communication</w:t>
       </w:r>
     </w:p>
     <w:p>
@@ -74,7 +74,7 @@
         <w:t>Purpose:</w:t>
       </w:r>
       <w:r>
-        <w:t xml:space="preserve"> Pre-AGM Review of International Operations</w:t>
+        <w:t xml:space="preserve"> Pre-AGM Review of International Operations (held prior to this corporation’s annual stockholder and board meetings for 2022)</w:t>
       </w:r>
     </w:p>
     <w:p/>
@@ -88,7 +88,7 @@
     </w:p>
     <w:p>
       <w:r>
-        <w:t>The Special Meeting of the Board of Directors of Ritual Growth, Inc. (the “Corporation”) was called to order at 11:00 AM on 2022-12-15 by Derek E. Pappas, acting as Sole Director of the Corporation.</w:t>
+        <w:t>The Special Meeting of the Board of Directors of Ritual Growth, Inc. (the “Corporation”) was called to order at 1:00 PM on 2022-12-13 by Derek E. Pappas, acting as Sole Director of the Corporation.</w:t>
       </w:r>
     </w:p>
     <w:p/>
@@ -133,6 +133,12 @@
         <w:t>The Sole Director confirmed that notice of the meeting was duly given or waived.</w:t>
       </w:r>
     </w:p>
+    <w:p>
+      <w:r>
+        <w:t>The Sole Director participated via communications equipment by means of which all persons participating in the meeting could hear each other, and such participation constituted presence in person at the meeting.</w:t>
+      </w:r>
+    </w:p>
+    <w:p/>
     <w:p/>
     <w:p>
       <w:r>
@@ -153,6 +159,13 @@
         <w:t>RESOLVED, that all operational and management decisions made during the Corporation’s international operations cycle for the year 2022 are hereby ratified, confirmed, and approved in all respects.</w:t>
       </w:r>
     </w:p>
+    <w:p/>
+    <w:p>
+      <w:r>
+        <w:t>In taking the actions reflected in these minutes, the Sole Director relied in good faith on information, opinions, reports, and statements presented by officers of the Corporation and other persons as to matters the Sole Director reasonably believed were within such persons’ professional or expert competence, as contemplated by Section 141(e) of the Delaware General Corporation Law.</w:t>
+      </w:r>
+    </w:p>
+    <w:p/>
     <w:p/>
     <w:p>
       <w:r>
@@ -211,7 +224,7 @@
         <w:t>Date:</w:t>
       </w:r>
       <w:r>
-        <w:t xml:space="preserve"> 2022-12-15</w:t>
+        <w:t xml:space="preserve"> 2022-12-13</w:t>
       </w:r>
     </w:p>
     <w:p>
